--- a/01 Tanakh/02 Nevi_im/02 Latter Prophets/12 Yechezkel/Yechezkel 30.docx
+++ b/01 Tanakh/02 Nevi_im/02 Latter Prophets/12 Yechezkel/Yechezkel 30.docx
@@ -22,7 +22,7 @@
           <w:szCs w:val="24"/>
           <w:rtl w:val="0"/>
         </w:rPr>
-        <w:t xml:space="preserve">(Book Title)</w:t>
+        <w:t xml:space="preserve">Yechezkel</w:t>
       </w:r>
     </w:p>
     <w:p>
@@ -43,7 +43,12 @@
           <w:szCs w:val="40"/>
           <w:rtl w:val="0"/>
         </w:rPr>
-        <w:t xml:space="preserve">1</w:t>
+        <w:t xml:space="preserve">30</w:t>
+      </w:r>
+      <w:r>
+        <w:rPr>
+          <w:rtl w:val="0"/>
+        </w:rPr>
       </w:r>
     </w:p>
     <w:p>
@@ -84,238 +89,705 @@
     </w:p>
     <w:p>
       <w:pPr>
-        <w:ind w:firstLine="720"/>
+        <w:ind w:left="0" w:firstLine="0"/>
+        <w:rPr>
+          <w:sz w:val="24"/>
+          <w:szCs w:val="24"/>
+        </w:rPr>
+      </w:pPr>
+      <w:r>
+        <w:rPr>
+          <w:rtl w:val="0"/>
+        </w:rPr>
+      </w:r>
+    </w:p>
+    <w:p>
+      <w:pPr>
+        <w:numPr>
+          <w:ilvl w:val="0"/>
+          <w:numId w:val="1"/>
+        </w:numPr>
+        <w:ind w:left="720" w:hanging="360"/>
+        <w:rPr>
+          <w:sz w:val="24"/>
+          <w:szCs w:val="24"/>
+          <w:u w:val="none"/>
+        </w:rPr>
+      </w:pPr>
+      <w:r>
+        <w:rPr>
+          <w:sz w:val="24"/>
+          <w:szCs w:val="24"/>
+          <w:rtl w:val="0"/>
+        </w:rPr>
+        <w:t xml:space="preserve">The word of EHYEH came to me:</w:t>
+      </w:r>
+    </w:p>
+    <w:p>
+      <w:pPr>
+        <w:numPr>
+          <w:ilvl w:val="0"/>
+          <w:numId w:val="1"/>
+        </w:numPr>
+        <w:ind w:left="720" w:hanging="360"/>
+        <w:rPr>
+          <w:sz w:val="24"/>
+          <w:szCs w:val="24"/>
+          <w:u w:val="none"/>
+        </w:rPr>
+      </w:pPr>
+      <w:r>
+        <w:rPr>
+          <w:sz w:val="24"/>
+          <w:szCs w:val="24"/>
+          <w:rtl w:val="0"/>
+        </w:rPr>
+        <w:t xml:space="preserve">“Human being, prophesy; say that YIHOVEH EHYEH says, ‘Wail, “Oh no! It’s today!”</w:t>
+      </w:r>
+    </w:p>
+    <w:p>
+      <w:pPr>
+        <w:numPr>
+          <w:ilvl w:val="0"/>
+          <w:numId w:val="1"/>
+        </w:numPr>
+        <w:ind w:left="720" w:hanging="360"/>
+        <w:rPr>
+          <w:sz w:val="24"/>
+          <w:szCs w:val="24"/>
+          <w:u w:val="none"/>
+        </w:rPr>
+      </w:pPr>
+      <w:r>
+        <w:rPr>
+          <w:sz w:val="24"/>
+          <w:szCs w:val="24"/>
+          <w:rtl w:val="0"/>
+        </w:rPr>
+        <w:t xml:space="preserve">For the day is near, the Day of EHYEH, a day of clouds, the time of the Goyim.</w:t>
+      </w:r>
+    </w:p>
+    <w:p>
+      <w:pPr>
+        <w:numPr>
+          <w:ilvl w:val="0"/>
+          <w:numId w:val="1"/>
+        </w:numPr>
+        <w:ind w:left="720" w:hanging="360"/>
+        <w:rPr>
+          <w:sz w:val="24"/>
+          <w:szCs w:val="24"/>
+          <w:u w:val="none"/>
+        </w:rPr>
+      </w:pPr>
+      <w:r>
+        <w:rPr>
+          <w:sz w:val="24"/>
+          <w:szCs w:val="24"/>
+          <w:rtl w:val="0"/>
+        </w:rPr>
+        <w:t xml:space="preserve">The sword will come against Egypt, and Ethiopia will be in anguish, when the slain fall in Egypt, when they take away her wealth, and her foundations are torn down.</w:t>
+      </w:r>
+    </w:p>
+    <w:p>
+      <w:pPr>
+        <w:numPr>
+          <w:ilvl w:val="0"/>
+          <w:numId w:val="1"/>
+        </w:numPr>
+        <w:ind w:left="720" w:hanging="360"/>
+        <w:rPr>
+          <w:sz w:val="24"/>
+          <w:szCs w:val="24"/>
+          <w:u w:val="none"/>
+        </w:rPr>
+      </w:pPr>
+      <w:r>
+        <w:rPr>
+          <w:sz w:val="24"/>
+          <w:szCs w:val="24"/>
+          <w:rtl w:val="0"/>
+        </w:rPr>
+        <w:t xml:space="preserve">Ethiopia, Put and Lud, all the mixed population and Kuv, and the people of allied lands will die by the sword with them.’</w:t>
+      </w:r>
+    </w:p>
+    <w:p>
+      <w:pPr>
+        <w:numPr>
+          <w:ilvl w:val="0"/>
+          <w:numId w:val="1"/>
+        </w:numPr>
+        <w:ind w:left="720" w:hanging="360"/>
+        <w:rPr>
+          <w:sz w:val="24"/>
+          <w:szCs w:val="24"/>
+          <w:u w:val="none"/>
+        </w:rPr>
+      </w:pPr>
+      <w:r>
+        <w:rPr>
+          <w:sz w:val="24"/>
+          <w:szCs w:val="24"/>
+          <w:rtl w:val="0"/>
+        </w:rPr>
+        <w:t xml:space="preserve">“EHYEH says this: ‘Those supporting Egypt will fall; its arrogant power will be brought down; from Migdol to S’venah they will die by the sword,’ says YIHOVEH EHYEH.</w:t>
+      </w:r>
+    </w:p>
+    <w:p>
+      <w:pPr>
+        <w:numPr>
+          <w:ilvl w:val="0"/>
+          <w:numId w:val="1"/>
+        </w:numPr>
+        <w:ind w:left="720" w:hanging="360"/>
+        <w:rPr>
+          <w:sz w:val="24"/>
+          <w:szCs w:val="24"/>
+          <w:u w:val="none"/>
+        </w:rPr>
+      </w:pPr>
+      <w:r>
+        <w:rPr>
+          <w:sz w:val="24"/>
+          <w:szCs w:val="24"/>
+          <w:rtl w:val="0"/>
+        </w:rPr>
+        <w:t xml:space="preserve">“They will be desolate even when compared with other desolate countries, likewise her cities in comparison with other ruined cities.</w:t>
+      </w:r>
+    </w:p>
+    <w:p>
+      <w:pPr>
+        <w:numPr>
+          <w:ilvl w:val="0"/>
+          <w:numId w:val="1"/>
+        </w:numPr>
+        <w:ind w:left="720" w:hanging="360"/>
+        <w:rPr>
+          <w:sz w:val="24"/>
+          <w:szCs w:val="24"/>
+          <w:u w:val="none"/>
+        </w:rPr>
+      </w:pPr>
+      <w:r>
+        <w:rPr>
+          <w:sz w:val="24"/>
+          <w:szCs w:val="24"/>
+          <w:rtl w:val="0"/>
+        </w:rPr>
+        <w:t xml:space="preserve">They will know that I am EHYEH when I set fire to Egypt, and those supporting it are destroyed.</w:t>
+      </w:r>
+    </w:p>
+    <w:p>
+      <w:pPr>
+        <w:numPr>
+          <w:ilvl w:val="0"/>
+          <w:numId w:val="1"/>
+        </w:numPr>
+        <w:ind w:left="720" w:hanging="360"/>
+        <w:rPr>
+          <w:sz w:val="24"/>
+          <w:szCs w:val="24"/>
+          <w:u w:val="none"/>
+        </w:rPr>
+      </w:pPr>
+      <w:r>
+        <w:rPr>
+          <w:sz w:val="24"/>
+          <w:szCs w:val="24"/>
+          <w:rtl w:val="0"/>
+        </w:rPr>
+        <w:t xml:space="preserve">When that day comes, I will send out messengers in ships to terrify the unsuspecting Ethiopians; and anguish will overcome them on the day of Egypt. Yes, here it comes!</w:t>
+      </w:r>
+    </w:p>
+    <w:p>
+      <w:pPr>
+        <w:numPr>
+          <w:ilvl w:val="0"/>
+          <w:numId w:val="1"/>
+        </w:numPr>
+        <w:ind w:left="720" w:hanging="360"/>
+        <w:rPr>
+          <w:sz w:val="24"/>
+          <w:szCs w:val="24"/>
+          <w:u w:val="none"/>
+        </w:rPr>
+      </w:pPr>
+      <w:r>
+        <w:rPr>
+          <w:sz w:val="24"/>
+          <w:szCs w:val="24"/>
+          <w:rtl w:val="0"/>
+        </w:rPr>
+        <w:t xml:space="preserve">“YIHOVEH EHYEH says: ‘I will destroy the hordes of Egypt through N’vukhadretzar king of Bavel.</w:t>
+      </w:r>
+    </w:p>
+    <w:p>
+      <w:pPr>
+        <w:numPr>
+          <w:ilvl w:val="0"/>
+          <w:numId w:val="1"/>
+        </w:numPr>
+        <w:ind w:left="720" w:hanging="360"/>
+        <w:rPr>
+          <w:sz w:val="24"/>
+          <w:szCs w:val="24"/>
+          <w:u w:val="none"/>
+        </w:rPr>
+      </w:pPr>
+      <w:r>
+        <w:rPr>
+          <w:sz w:val="24"/>
+          <w:szCs w:val="24"/>
+          <w:rtl w:val="0"/>
+        </w:rPr>
+        <w:t xml:space="preserve">He and his people, the most barbarous of the nations, will be brought in to ravage the land. They will unsheathe their swords against Egypt and fill the land with corpses.</w:t>
+      </w:r>
+    </w:p>
+    <w:p>
+      <w:pPr>
+        <w:numPr>
+          <w:ilvl w:val="0"/>
+          <w:numId w:val="1"/>
+        </w:numPr>
+        <w:ind w:left="720" w:hanging="360"/>
+        <w:rPr>
+          <w:sz w:val="24"/>
+          <w:szCs w:val="24"/>
+          <w:u w:val="none"/>
+        </w:rPr>
+      </w:pPr>
+      <w:r>
+        <w:rPr>
+          <w:sz w:val="24"/>
+          <w:szCs w:val="24"/>
+          <w:rtl w:val="0"/>
+        </w:rPr>
+        <w:t xml:space="preserve">I will dry up the streams of the Nile and sell the land to the wicked. Through the power of foreigners I will make the land and all that is in it desolate. I, EHYEH, have spoken.’</w:t>
+      </w:r>
+    </w:p>
+    <w:p>
+      <w:pPr>
+        <w:numPr>
+          <w:ilvl w:val="0"/>
+          <w:numId w:val="1"/>
+        </w:numPr>
+        <w:ind w:left="720" w:hanging="360"/>
+        <w:rPr>
+          <w:sz w:val="24"/>
+          <w:szCs w:val="24"/>
+          <w:u w:val="none"/>
+        </w:rPr>
+      </w:pPr>
+      <w:r>
+        <w:rPr>
+          <w:sz w:val="24"/>
+          <w:szCs w:val="24"/>
+          <w:rtl w:val="0"/>
+        </w:rPr>
+        <w:t xml:space="preserve">“Here is what YIHOVEH EHYEH says: ‘I will destroy the idols, make the false gods in Nof cease to exist. No longer will there be a prince from the land of Egypt; I will put fear in the land of Egypt,</w:t>
+      </w:r>
+    </w:p>
+    <w:p>
+      <w:pPr>
+        <w:numPr>
+          <w:ilvl w:val="0"/>
+          <w:numId w:val="1"/>
+        </w:numPr>
+        <w:ind w:left="720" w:hanging="360"/>
+        <w:rPr>
+          <w:sz w:val="24"/>
+          <w:szCs w:val="24"/>
+          <w:u w:val="none"/>
+        </w:rPr>
+      </w:pPr>
+      <w:r>
+        <w:rPr>
+          <w:sz w:val="24"/>
+          <w:szCs w:val="24"/>
+          <w:rtl w:val="0"/>
+        </w:rPr>
+        <w:t xml:space="preserve">desolate Patros, set fire to Tzo‘an, execute judgements in No,</w:t>
+      </w:r>
+    </w:p>
+    <w:p>
+      <w:pPr>
+        <w:numPr>
+          <w:ilvl w:val="0"/>
+          <w:numId w:val="1"/>
+        </w:numPr>
+        <w:ind w:left="720" w:hanging="360"/>
+        <w:rPr>
+          <w:sz w:val="24"/>
+          <w:szCs w:val="24"/>
+          <w:u w:val="none"/>
+        </w:rPr>
+      </w:pPr>
+      <w:r>
+        <w:rPr>
+          <w:sz w:val="24"/>
+          <w:szCs w:val="24"/>
+          <w:rtl w:val="0"/>
+        </w:rPr>
+        <w:t xml:space="preserve">pour my fury on Seen the stronghold of Egypt, and destroy the hordes of No.</w:t>
+      </w:r>
+    </w:p>
+    <w:p>
+      <w:pPr>
+        <w:ind w:left="720" w:firstLine="0"/>
+        <w:rPr>
+          <w:sz w:val="24"/>
+          <w:szCs w:val="24"/>
+        </w:rPr>
+      </w:pPr>
+      <w:r>
+        <w:rPr>
+          <w:rtl w:val="0"/>
+        </w:rPr>
+      </w:r>
+    </w:p>
+    <w:p>
+      <w:pPr>
+        <w:ind w:left="720" w:firstLine="0"/>
+        <w:rPr>
+          <w:sz w:val="24"/>
+          <w:szCs w:val="24"/>
+        </w:rPr>
+      </w:pPr>
+      <w:r>
+        <w:rPr>
+          <w:rtl w:val="0"/>
+        </w:rPr>
+      </w:r>
+    </w:p>
+    <w:p>
+      <w:pPr>
+        <w:ind w:left="720" w:firstLine="0"/>
+        <w:rPr>
+          <w:sz w:val="24"/>
+          <w:szCs w:val="24"/>
+        </w:rPr>
+      </w:pPr>
+      <w:r>
+        <w:rPr>
+          <w:rtl w:val="0"/>
+        </w:rPr>
+      </w:r>
+    </w:p>
+    <w:p>
+      <w:pPr>
+        <w:jc w:val="center"/>
         <w:rPr>
           <w:b w:val="1"/>
           <w:bCs w:val="1"/>
-          <w:sz w:val="24"/>
-          <w:szCs w:val="24"/>
-        </w:rPr>
-      </w:pPr>
-      <w:r>
-        <w:rPr>
-          <w:rtl w:val="0"/>
-        </w:rPr>
-      </w:r>
-    </w:p>
-    <w:p>
-      <w:pPr>
-        <w:numPr>
-          <w:ilvl w:val="0"/>
-          <w:numId w:val="1"/>
-        </w:numPr>
-        <w:ind w:left="720" w:hanging="360"/>
-        <w:rPr>
-          <w:sz w:val="24"/>
-          <w:szCs w:val="24"/>
-          <w:u w:val="none"/>
-        </w:rPr>
-      </w:pPr>
-      <w:r>
-        <w:rPr>
-          <w:sz w:val="24"/>
-          <w:szCs w:val="24"/>
-          <w:rtl w:val="0"/>
-        </w:rPr>
-        <w:t xml:space="preserve">Text</w:t>
-      </w:r>
-    </w:p>
-    <w:p>
-      <w:pPr>
-        <w:rPr>
-          <w:sz w:val="24"/>
-          <w:szCs w:val="24"/>
-        </w:rPr>
-      </w:pPr>
-      <w:r>
-        <w:rPr>
-          <w:rtl w:val="0"/>
-        </w:rPr>
-      </w:r>
-    </w:p>
-    <w:p>
-      <w:pPr>
-        <w:rPr>
-          <w:sz w:val="24"/>
-          <w:szCs w:val="24"/>
-        </w:rPr>
-      </w:pPr>
-      <w:r>
-        <w:rPr>
-          <w:rtl w:val="0"/>
-        </w:rPr>
-      </w:r>
-    </w:p>
-    <w:p>
-      <w:pPr>
-        <w:ind w:firstLine="720"/>
+          <w:color w:val="999999"/>
+          <w:sz w:val="24"/>
+          <w:szCs w:val="24"/>
+        </w:rPr>
+      </w:pPr>
+      <w:r>
         <w:rPr>
           <w:b w:val="1"/>
           <w:bCs w:val="1"/>
-          <w:sz w:val="24"/>
-          <w:szCs w:val="24"/>
-        </w:rPr>
-      </w:pPr>
-      <w:r>
-        <w:rPr>
-          <w:b w:val="1"/>
-          <w:bCs w:val="1"/>
-          <w:sz w:val="24"/>
-          <w:szCs w:val="24"/>
-          <w:rtl w:val="0"/>
-        </w:rPr>
-        <w:t xml:space="preserve">(Section Title)</w:t>
-      </w:r>
-    </w:p>
-    <w:p>
-      <w:pPr>
-        <w:ind w:firstLine="720"/>
-        <w:rPr>
-          <w:b w:val="1"/>
-          <w:bCs w:val="1"/>
-          <w:sz w:val="24"/>
-          <w:szCs w:val="24"/>
-        </w:rPr>
-      </w:pPr>
-      <w:r>
-        <w:rPr>
-          <w:rtl w:val="0"/>
-        </w:rPr>
-      </w:r>
-    </w:p>
-    <w:p>
-      <w:pPr>
-        <w:numPr>
-          <w:ilvl w:val="0"/>
-          <w:numId w:val="1"/>
-        </w:numPr>
-        <w:ind w:left="720" w:hanging="360"/>
-        <w:rPr>
-          <w:sz w:val="24"/>
-          <w:szCs w:val="24"/>
-          <w:u w:val="none"/>
-        </w:rPr>
-      </w:pPr>
-      <w:r>
-        <w:rPr>
-          <w:sz w:val="24"/>
-          <w:szCs w:val="24"/>
-          <w:rtl w:val="0"/>
-        </w:rPr>
-        <w:t xml:space="preserve">Text</w:t>
-      </w:r>
-    </w:p>
-    <w:p>
-      <w:pPr>
-        <w:rPr>
-          <w:sz w:val="24"/>
-          <w:szCs w:val="24"/>
-        </w:rPr>
-      </w:pPr>
-      <w:r>
-        <w:rPr>
-          <w:rtl w:val="0"/>
-        </w:rPr>
+          <w:color w:val="999999"/>
+          <w:sz w:val="24"/>
+          <w:szCs w:val="24"/>
+          <w:rtl w:val="0"/>
+        </w:rPr>
+        <w:t xml:space="preserve">Yechezkel</w:t>
       </w:r>
     </w:p>
     <w:p>
       <w:pPr>
         <w:jc w:val="center"/>
+        <w:rPr>
+          <w:sz w:val="24"/>
+          <w:szCs w:val="24"/>
+        </w:rPr>
+      </w:pPr>
+      <w:r>
         <w:rPr>
           <w:b w:val="1"/>
           <w:bCs w:val="1"/>
           <w:sz w:val="40"/>
           <w:szCs w:val="40"/>
-        </w:rPr>
-      </w:pPr>
-      <w:r>
-        <w:rPr>
-          <w:b w:val="1"/>
-          <w:bCs w:val="1"/>
-          <w:color w:val="999999"/>
-          <w:sz w:val="24"/>
-          <w:szCs w:val="24"/>
-          <w:rtl w:val="0"/>
-        </w:rPr>
-        <w:t xml:space="preserve">(Book Title)</w:t>
-      </w:r>
-      <w:r>
-        <w:rPr>
-          <w:rtl w:val="0"/>
-        </w:rPr>
-      </w:r>
-    </w:p>
-    <w:p>
-      <w:pPr>
-        <w:jc w:val="center"/>
-        <w:rPr>
-          <w:b w:val="1"/>
-          <w:bCs w:val="1"/>
-          <w:sz w:val="40"/>
-          <w:szCs w:val="40"/>
-        </w:rPr>
-      </w:pPr>
-      <w:r>
-        <w:rPr>
-          <w:b w:val="1"/>
-          <w:bCs w:val="1"/>
-          <w:sz w:val="40"/>
-          <w:szCs w:val="40"/>
-          <w:rtl w:val="0"/>
-        </w:rPr>
-        <w:t xml:space="preserve">1</w:t>
-      </w:r>
-    </w:p>
-    <w:p>
-      <w:pPr>
-        <w:rPr>
-          <w:b w:val="1"/>
-          <w:bCs w:val="1"/>
-          <w:sz w:val="24"/>
-          <w:szCs w:val="24"/>
-        </w:rPr>
-      </w:pPr>
-      <w:r>
-        <w:rPr>
-          <w:rtl w:val="0"/>
-        </w:rPr>
-      </w:r>
-    </w:p>
-    <w:p>
-      <w:pPr>
-        <w:rPr>
-          <w:b w:val="1"/>
-          <w:bCs w:val="1"/>
-          <w:sz w:val="24"/>
-          <w:szCs w:val="24"/>
-        </w:rPr>
-      </w:pPr>
-      <w:r>
-        <w:rPr>
-          <w:rtl w:val="0"/>
-        </w:rPr>
-      </w:r>
-    </w:p>
-    <w:p>
-      <w:pPr>
-        <w:numPr>
-          <w:ilvl w:val="0"/>
-          <w:numId w:val="1"/>
-        </w:numPr>
-        <w:ind w:left="720" w:hanging="360"/>
-        <w:rPr>
-          <w:sz w:val="24"/>
-          <w:szCs w:val="24"/>
-          <w:u w:val="none"/>
-        </w:rPr>
-      </w:pPr>
-      <w:r>
-        <w:rPr>
-          <w:sz w:val="24"/>
-          <w:szCs w:val="24"/>
-          <w:rtl w:val="0"/>
-        </w:rPr>
-        <w:t xml:space="preserve">Text</w:t>
+          <w:rtl w:val="0"/>
+        </w:rPr>
+        <w:t xml:space="preserve">30</w:t>
+      </w:r>
+      <w:r>
+        <w:rPr>
+          <w:rtl w:val="0"/>
+        </w:rPr>
+      </w:r>
+    </w:p>
+    <w:p>
+      <w:pPr>
+        <w:ind w:left="720" w:firstLine="0"/>
+        <w:rPr>
+          <w:sz w:val="24"/>
+          <w:szCs w:val="24"/>
+        </w:rPr>
+      </w:pPr>
+      <w:r>
+        <w:rPr>
+          <w:rtl w:val="0"/>
+        </w:rPr>
+      </w:r>
+    </w:p>
+    <w:p>
+      <w:pPr>
+        <w:ind w:left="720" w:firstLine="0"/>
+        <w:rPr>
+          <w:sz w:val="24"/>
+          <w:szCs w:val="24"/>
+        </w:rPr>
+      </w:pPr>
+      <w:r>
+        <w:rPr>
+          <w:rtl w:val="0"/>
+        </w:rPr>
+      </w:r>
+    </w:p>
+    <w:p>
+      <w:pPr>
+        <w:numPr>
+          <w:ilvl w:val="0"/>
+          <w:numId w:val="1"/>
+        </w:numPr>
+        <w:ind w:left="720" w:hanging="360"/>
+        <w:rPr>
+          <w:sz w:val="24"/>
+          <w:szCs w:val="24"/>
+          <w:u w:val="none"/>
+        </w:rPr>
+      </w:pPr>
+      <w:r>
+        <w:rPr>
+          <w:sz w:val="24"/>
+          <w:szCs w:val="24"/>
+          <w:rtl w:val="0"/>
+        </w:rPr>
+        <w:t xml:space="preserve">Yes, I will set fire to Egypt; Seen will writhe in anguish; No will be torn apart; enemies will attack Nof in broad daylight.</w:t>
+      </w:r>
+    </w:p>
+    <w:p>
+      <w:pPr>
+        <w:numPr>
+          <w:ilvl w:val="0"/>
+          <w:numId w:val="1"/>
+        </w:numPr>
+        <w:ind w:left="720" w:hanging="360"/>
+        <w:rPr>
+          <w:sz w:val="24"/>
+          <w:szCs w:val="24"/>
+          <w:u w:val="none"/>
+        </w:rPr>
+      </w:pPr>
+      <w:r>
+        <w:rPr>
+          <w:sz w:val="24"/>
+          <w:szCs w:val="24"/>
+          <w:rtl w:val="0"/>
+        </w:rPr>
+        <w:t xml:space="preserve">The young men of On and Pi-Veset will die by the sword, while the cities themselves will go into captivity.</w:t>
+      </w:r>
+    </w:p>
+    <w:p>
+      <w:pPr>
+        <w:numPr>
+          <w:ilvl w:val="0"/>
+          <w:numId w:val="1"/>
+        </w:numPr>
+        <w:ind w:left="720" w:hanging="360"/>
+        <w:rPr>
+          <w:sz w:val="24"/>
+          <w:szCs w:val="24"/>
+          <w:u w:val="none"/>
+        </w:rPr>
+      </w:pPr>
+      <w:r>
+        <w:rPr>
+          <w:sz w:val="24"/>
+          <w:szCs w:val="24"/>
+          <w:rtl w:val="0"/>
+        </w:rPr>
+        <w:t xml:space="preserve">At T’chafn’ches the day will grow dark when I break the yokes of Egypt there, and the pride she takes in her power ceases. A cloud will cover her, and her daughters will go into captivity.</w:t>
+      </w:r>
+    </w:p>
+    <w:p>
+      <w:pPr>
+        <w:numPr>
+          <w:ilvl w:val="0"/>
+          <w:numId w:val="1"/>
+        </w:numPr>
+        <w:ind w:left="720" w:hanging="360"/>
+        <w:rPr>
+          <w:sz w:val="24"/>
+          <w:szCs w:val="24"/>
+          <w:u w:val="none"/>
+        </w:rPr>
+      </w:pPr>
+      <w:r>
+        <w:rPr>
+          <w:sz w:val="24"/>
+          <w:szCs w:val="24"/>
+          <w:rtl w:val="0"/>
+        </w:rPr>
+        <w:t xml:space="preserve">Thus will I execute judgments on Egypt. Then they will know that I am EHYEH.’”</w:t>
+      </w:r>
+    </w:p>
+    <w:p>
+      <w:pPr>
+        <w:numPr>
+          <w:ilvl w:val="0"/>
+          <w:numId w:val="1"/>
+        </w:numPr>
+        <w:ind w:left="720" w:hanging="360"/>
+        <w:rPr>
+          <w:sz w:val="24"/>
+          <w:szCs w:val="24"/>
+          <w:u w:val="none"/>
+        </w:rPr>
+      </w:pPr>
+      <w:r>
+        <w:rPr>
+          <w:sz w:val="24"/>
+          <w:szCs w:val="24"/>
+          <w:rtl w:val="0"/>
+        </w:rPr>
+        <w:t xml:space="preserve">On the seventh day of the first month of the eleventh year, the word of EHYEH came to me:</w:t>
+      </w:r>
+    </w:p>
+    <w:p>
+      <w:pPr>
+        <w:numPr>
+          <w:ilvl w:val="0"/>
+          <w:numId w:val="1"/>
+        </w:numPr>
+        <w:ind w:left="720" w:hanging="360"/>
+        <w:rPr>
+          <w:sz w:val="24"/>
+          <w:szCs w:val="24"/>
+          <w:u w:val="none"/>
+        </w:rPr>
+      </w:pPr>
+      <w:r>
+        <w:rPr>
+          <w:sz w:val="24"/>
+          <w:szCs w:val="24"/>
+          <w:rtl w:val="0"/>
+        </w:rPr>
+        <w:t xml:space="preserve">“Human being, I have broken the arm of Pharaoh king of Egypt; it has not been bound up with dressings and bandages, so that it can heal and become strong enough again to wield the sword.</w:t>
+      </w:r>
+    </w:p>
+    <w:p>
+      <w:pPr>
+        <w:numPr>
+          <w:ilvl w:val="0"/>
+          <w:numId w:val="1"/>
+        </w:numPr>
+        <w:ind w:left="720" w:hanging="360"/>
+        <w:rPr>
+          <w:sz w:val="24"/>
+          <w:szCs w:val="24"/>
+          <w:u w:val="none"/>
+        </w:rPr>
+      </w:pPr>
+      <w:r>
+        <w:rPr>
+          <w:sz w:val="24"/>
+          <w:szCs w:val="24"/>
+          <w:rtl w:val="0"/>
+        </w:rPr>
+        <w:t xml:space="preserve">Therefore YIHOVEH EHYEH says this: ‘I am against Pharaoh king of Egypt. I will break his arms, both the sound one and the broken one, and I will make the sword fall from his hand.</w:t>
+      </w:r>
+    </w:p>
+    <w:p>
+      <w:pPr>
+        <w:numPr>
+          <w:ilvl w:val="0"/>
+          <w:numId w:val="1"/>
+        </w:numPr>
+        <w:ind w:left="720" w:hanging="360"/>
+        <w:rPr>
+          <w:sz w:val="24"/>
+          <w:szCs w:val="24"/>
+          <w:u w:val="none"/>
+        </w:rPr>
+      </w:pPr>
+      <w:r>
+        <w:rPr>
+          <w:sz w:val="24"/>
+          <w:szCs w:val="24"/>
+          <w:rtl w:val="0"/>
+        </w:rPr>
+        <w:t xml:space="preserve">I will scatter the Egyptians among the nations and disperse them throughout the countries.</w:t>
+      </w:r>
+    </w:p>
+    <w:p>
+      <w:pPr>
+        <w:numPr>
+          <w:ilvl w:val="0"/>
+          <w:numId w:val="1"/>
+        </w:numPr>
+        <w:ind w:left="720" w:hanging="360"/>
+        <w:rPr>
+          <w:sz w:val="24"/>
+          <w:szCs w:val="24"/>
+          <w:u w:val="none"/>
+        </w:rPr>
+      </w:pPr>
+      <w:r>
+        <w:rPr>
+          <w:sz w:val="24"/>
+          <w:szCs w:val="24"/>
+          <w:rtl w:val="0"/>
+        </w:rPr>
+        <w:t xml:space="preserve">I will strengthen the arms of the king of Bavel and put my sword in his hand; but I will break the arms of Pharaoh; he will groan like a man mortally wounded.</w:t>
+      </w:r>
+    </w:p>
+    <w:p>
+      <w:pPr>
+        <w:numPr>
+          <w:ilvl w:val="0"/>
+          <w:numId w:val="1"/>
+        </w:numPr>
+        <w:ind w:left="720" w:hanging="360"/>
+        <w:rPr>
+          <w:sz w:val="24"/>
+          <w:szCs w:val="24"/>
+          <w:u w:val="none"/>
+        </w:rPr>
+      </w:pPr>
+      <w:r>
+        <w:rPr>
+          <w:sz w:val="24"/>
+          <w:szCs w:val="24"/>
+          <w:rtl w:val="0"/>
+        </w:rPr>
+        <w:t xml:space="preserve">Yes, I will hold up the arms of the king of Bavel; but the arms of Pharaoh will droop. They will know that I am EHYEH when I put my sword in the hand of the king of Bavel, and he stretches it out over the land of Egypt.</w:t>
+      </w:r>
+    </w:p>
+    <w:p>
+      <w:pPr>
+        <w:numPr>
+          <w:ilvl w:val="0"/>
+          <w:numId w:val="1"/>
+        </w:numPr>
+        <w:ind w:left="720" w:hanging="360"/>
+        <w:rPr>
+          <w:sz w:val="24"/>
+          <w:szCs w:val="24"/>
+          <w:u w:val="none"/>
+        </w:rPr>
+      </w:pPr>
+      <w:r>
+        <w:rPr>
+          <w:sz w:val="24"/>
+          <w:szCs w:val="24"/>
+          <w:rtl w:val="0"/>
+        </w:rPr>
+        <w:t xml:space="preserve">Yes, I will scatter the Egyptians among the nations and disperse them throughout the countries; and they will know that I am EHYEH.’”</w:t>
       </w:r>
     </w:p>
     <w:sectPr>
